--- a/templates_docx/Шаблон 9 Комплексное ТКП.docx
+++ b/templates_docx/Шаблон 9 Комплексное ТКП.docx
@@ -226,12 +226,21 @@
             </w:pPr>
             <w:bookmarkStart w:id="5" w:name="_heading=h.xnwplxqhseo" w:colFirst="0" w:colLast="0"/>
             <w:bookmarkEnd w:id="5"/>
+            <w:proofErr w:type="gramStart"/>
             <w:r>
               <w:rPr>
                 <w:rFonts w:ascii="Montserrat Medium" w:eastAsia="Montserrat Medium" w:hAnsi="Montserrat Medium" w:cs="Montserrat Medium"/>
                 <w:lang w:val="en-US"/>
               </w:rPr>
-              <w:t>{{ client }}</w:t>
+              <w:t>{{ client</w:t>
+            </w:r>
+            <w:proofErr w:type="gramEnd"/>
+            <w:r>
+              <w:rPr>
+                <w:rFonts w:ascii="Montserrat Medium" w:eastAsia="Montserrat Medium" w:hAnsi="Montserrat Medium" w:cs="Montserrat Medium"/>
+                <w:lang w:val="en-US"/>
+              </w:rPr>
+              <w:t xml:space="preserve"> }}</w:t>
             </w:r>
           </w:p>
           <w:p>
@@ -382,7 +391,6 @@
       <w:r>
         <w:rPr>
           <w:rFonts w:ascii="Montserrat" w:eastAsia="Montserrat" w:hAnsi="Montserrat" w:cs="Montserrat"/>
-          <w:lang w:val="en-US"/>
         </w:rPr>
         <w:t xml:space="preserve">{{ </w:t>
       </w:r>
@@ -396,7 +404,6 @@
       <w:r>
         <w:rPr>
           <w:rFonts w:ascii="Montserrat" w:eastAsia="Montserrat" w:hAnsi="Montserrat" w:cs="Montserrat"/>
-          <w:lang w:val="en-US"/>
         </w:rPr>
         <w:t xml:space="preserve"> }}</w:t>
       </w:r>
@@ -408,7 +415,6 @@
         <w:rPr>
           <w:sz w:val="24"/>
           <w:szCs w:val="24"/>
-          <w:lang w:val="en-US"/>
         </w:rPr>
       </w:pPr>
     </w:p>
@@ -418,7 +424,6 @@
         <w:rPr>
           <w:sz w:val="24"/>
           <w:szCs w:val="24"/>
-          <w:lang w:val="en-US"/>
         </w:rPr>
       </w:pPr>
       <w:r>
@@ -541,7 +546,21 @@
         <w:rPr>
           <w:rFonts w:ascii="Montserrat Medium" w:eastAsia="Montserrat Medium" w:hAnsi="Montserrat Medium" w:cs="Montserrat Medium"/>
         </w:rPr>
-        <w:t>{{ total_sum_formatted }}</w:t>
+        <w:t xml:space="preserve">{{ </w:t>
+      </w:r>
+      <w:proofErr w:type="spellStart"/>
+      <w:r>
+        <w:rPr>
+          <w:rFonts w:ascii="Montserrat Medium" w:eastAsia="Montserrat Medium" w:hAnsi="Montserrat Medium" w:cs="Montserrat Medium"/>
+        </w:rPr>
+        <w:t>total_sum_formatted</w:t>
+      </w:r>
+      <w:proofErr w:type="spellEnd"/>
+      <w:r>
+        <w:rPr>
+          <w:rFonts w:ascii="Montserrat Medium" w:eastAsia="Montserrat Medium" w:hAnsi="Montserrat Medium" w:cs="Montserrat Medium"/>
+        </w:rPr>
+        <w:t xml:space="preserve"> }}</w:t>
       </w:r>
       <w:r>
         <w:rPr>
@@ -553,7 +572,7 @@
       <w:r>
         <w:rPr>
           <w:rFonts w:ascii="Montserrat Medium" w:eastAsia="Montserrat Medium" w:hAnsi="Montserrat Medium" w:cs="Montserrat Medium"/>
-          <w:lang w:val="en-US"/>
+          <w:lang w:val="ru-RU"/>
         </w:rPr>
         <w:t>₽</w:t>
       </w:r>
@@ -574,42 +593,44 @@
         <w:spacing w:after="0" w:line="240" w:lineRule="auto"/>
         <w:rPr>
           <w:rFonts w:ascii="Montserrat Medium" w:eastAsia="Montserrat Medium" w:hAnsi="Montserrat Medium" w:cs="Montserrat Medium"/>
+          <w:lang w:val="ru-RU"/>
+        </w:rPr>
+      </w:pPr>
+      <w:r>
+        <w:rPr>
+          <w:rFonts w:ascii="Montserrat Medium" w:eastAsia="Montserrat Medium" w:hAnsi="Montserrat Medium" w:cs="Montserrat Medium"/>
+        </w:rPr>
+        <w:t>Срок</w:t>
+      </w:r>
+      <w:r>
+        <w:rPr>
+          <w:rFonts w:ascii="Montserrat Medium" w:eastAsia="Montserrat Medium" w:hAnsi="Montserrat Medium" w:cs="Montserrat Medium"/>
+          <w:lang w:val="ru-RU"/>
+        </w:rPr>
+        <w:t xml:space="preserve"> </w:t>
+      </w:r>
+      <w:r>
+        <w:rPr>
+          <w:rFonts w:ascii="Montserrat Medium" w:eastAsia="Montserrat Medium" w:hAnsi="Montserrat Medium" w:cs="Montserrat Medium"/>
+        </w:rPr>
+        <w:t>реализации</w:t>
+      </w:r>
+      <w:r>
+        <w:rPr>
+          <w:rFonts w:ascii="Montserrat Medium" w:eastAsia="Montserrat Medium" w:hAnsi="Montserrat Medium" w:cs="Montserrat Medium"/>
+          <w:lang w:val="ru-RU"/>
+        </w:rPr>
+        <w:t xml:space="preserve"> -  {{ </w:t>
+      </w:r>
+      <w:proofErr w:type="spellStart"/>
+      <w:r>
+        <w:rPr>
+          <w:rFonts w:ascii="Montserrat Medium" w:eastAsia="Montserrat Medium" w:hAnsi="Montserrat Medium" w:cs="Montserrat Medium"/>
           <w:lang w:val="en-US"/>
         </w:rPr>
-      </w:pPr>
-      <w:r>
-        <w:rPr>
-          <w:rFonts w:ascii="Montserrat Medium" w:eastAsia="Montserrat Medium" w:hAnsi="Montserrat Medium" w:cs="Montserrat Medium"/>
-        </w:rPr>
-        <w:t>Срок</w:t>
-      </w:r>
-      <w:r>
-        <w:rPr>
-          <w:rFonts w:ascii="Montserrat Medium" w:eastAsia="Montserrat Medium" w:hAnsi="Montserrat Medium" w:cs="Montserrat Medium"/>
-          <w:lang w:val="ru-RU"/>
-        </w:rPr>
-        <w:t xml:space="preserve"> </w:t>
-      </w:r>
-      <w:r>
-        <w:rPr>
-          <w:rFonts w:ascii="Montserrat Medium" w:eastAsia="Montserrat Medium" w:hAnsi="Montserrat Medium" w:cs="Montserrat Medium"/>
-        </w:rPr>
-        <w:t>реализации</w:t>
-      </w:r>
-      <w:r>
-        <w:rPr>
-          <w:rFonts w:ascii="Montserrat Medium" w:eastAsia="Montserrat Medium" w:hAnsi="Montserrat Medium" w:cs="Montserrat Medium"/>
-          <w:lang w:val="ru-RU"/>
-        </w:rPr>
-        <w:t xml:space="preserve"> -  {{ </w:t>
-      </w:r>
-      <w:r>
-        <w:rPr>
-          <w:rFonts w:ascii="Montserrat Medium" w:eastAsia="Montserrat Medium" w:hAnsi="Montserrat Medium" w:cs="Montserrat Medium"/>
-          <w:lang w:val="en-US"/>
-        </w:rPr>
         <w:t>srok</w:t>
       </w:r>
+      <w:proofErr w:type="spellEnd"/>
       <w:r>
         <w:rPr>
           <w:rFonts w:ascii="Montserrat Medium" w:eastAsia="Montserrat Medium" w:hAnsi="Montserrat Medium" w:cs="Montserrat Medium"/>
@@ -624,27 +645,9 @@
         <w:spacing w:after="0" w:line="240" w:lineRule="auto"/>
         <w:rPr>
           <w:rFonts w:ascii="Montserrat Medium" w:eastAsia="Montserrat Medium" w:hAnsi="Montserrat Medium" w:cs="Montserrat Medium"/>
-          <w:lang w:val="en-US"/>
-        </w:rPr>
-      </w:pPr>
-    </w:p>
-    <w:p>
-      <w:pPr>
-        <w:widowControl w:val="0"/>
-        <w:spacing w:after="0" w:line="240" w:lineRule="auto"/>
-        <w:rPr>
-          <w:rFonts w:ascii="Montserrat Medium" w:eastAsia="Montserrat Medium" w:hAnsi="Montserrat Medium" w:cs="Montserrat Medium"/>
-          <w:lang w:val="en-US"/>
-        </w:rPr>
-      </w:pPr>
-      <w:r>
-        <w:rPr>
-          <w:rFonts w:ascii="Montserrat Medium" w:eastAsia="Montserrat Medium" w:hAnsi="Montserrat Medium" w:cs="Montserrat Medium"/>
-          <w:b/>
-          <w:bCs/>
-        </w:rPr>
-        <w:t>{{ text2 }}</w:t>
-      </w:r>
+          <w:lang w:val="ru-RU"/>
+        </w:rPr>
+      </w:pPr>
     </w:p>
     <w:p>
       <w:pPr>
@@ -674,7 +677,25 @@
           <w:sz w:val="18"/>
           <w:szCs w:val="18"/>
         </w:rPr>
-        <w:t xml:space="preserve">КОНФИДЕНЦИАЛЬНО: Настоящий документ содержит информацию, принадлежащую компаниям ООО “Нацпро-Дизайн”   и  </w:t>
+        <w:t>КОНФИДЕНЦИАЛЬНО: Настоящий документ содержит информацию, принадлежащую компаниям ООО “</w:t>
+      </w:r>
+      <w:proofErr w:type="spellStart"/>
+      <w:r>
+        <w:rPr>
+          <w:rFonts w:ascii="Montserrat Medium" w:eastAsia="Montserrat Medium" w:hAnsi="Montserrat Medium" w:cs="Montserrat Medium"/>
+          <w:sz w:val="18"/>
+          <w:szCs w:val="18"/>
+        </w:rPr>
+        <w:t>Нацпро</w:t>
+      </w:r>
+      <w:proofErr w:type="spellEnd"/>
+      <w:r>
+        <w:rPr>
+          <w:rFonts w:ascii="Montserrat Medium" w:eastAsia="Montserrat Medium" w:hAnsi="Montserrat Medium" w:cs="Montserrat Medium"/>
+          <w:sz w:val="18"/>
+          <w:szCs w:val="18"/>
+        </w:rPr>
+        <w:t xml:space="preserve">-Дизайн”   и  </w:t>
       </w:r>
       <w:r>
         <w:rPr>
@@ -1817,6 +1838,7 @@
   <w:style w:type="character" w:default="1" w:styleId="a0">
     <w:name w:val="Default Paragraph Font"/>
     <w:uiPriority w:val="1"/>
+    <w:semiHidden/>
     <w:unhideWhenUsed/>
   </w:style>
   <w:style w:type="table" w:default="1" w:styleId="a1">

--- a/templates_docx/Шаблон 9 Комплексное ТКП.docx
+++ b/templates_docx/Шаблон 9 Комплексное ТКП.docx
@@ -144,7 +144,7 @@
           <w:sz w:val="28"/>
           <w:szCs w:val="28"/>
         </w:rPr>
-        <w:t xml:space="preserve"> НА РАЗРАБОТКУ ПРОЕКТА БЛАГОУСТРОЙСТВА </w:t>
+        <w:t xml:space="preserve"> </w:t>
       </w:r>
     </w:p>
     <w:p>

--- a/templates_docx/Шаблон 9 Комплексное ТКП.docx
+++ b/templates_docx/Шаблон 9 Комплексное ТКП.docx
@@ -226,21 +226,12 @@
             </w:pPr>
             <w:bookmarkStart w:id="5" w:name="_heading=h.xnwplxqhseo" w:colFirst="0" w:colLast="0"/>
             <w:bookmarkEnd w:id="5"/>
-            <w:proofErr w:type="gramStart"/>
             <w:r>
               <w:rPr>
                 <w:rFonts w:ascii="Montserrat Medium" w:eastAsia="Montserrat Medium" w:hAnsi="Montserrat Medium" w:cs="Montserrat Medium"/>
                 <w:lang w:val="en-US"/>
               </w:rPr>
-              <w:t>{{ client</w:t>
-            </w:r>
-            <w:proofErr w:type="gramEnd"/>
-            <w:r>
-              <w:rPr>
-                <w:rFonts w:ascii="Montserrat Medium" w:eastAsia="Montserrat Medium" w:hAnsi="Montserrat Medium" w:cs="Montserrat Medium"/>
-                <w:lang w:val="en-US"/>
-              </w:rPr>
-              <w:t xml:space="preserve"> }}</w:t>
+              <w:t>{{ client }}</w:t>
             </w:r>
           </w:p>
           <w:p>
@@ -575,68 +566,6 @@
           <w:lang w:val="ru-RU"/>
         </w:rPr>
         <w:t>₽</w:t>
-      </w:r>
-    </w:p>
-    <w:p>
-      <w:pPr>
-        <w:widowControl w:val="0"/>
-        <w:spacing w:after="0" w:line="240" w:lineRule="auto"/>
-        <w:rPr>
-          <w:rFonts w:ascii="Montserrat Medium" w:eastAsia="Montserrat Medium" w:hAnsi="Montserrat Medium" w:cs="Montserrat Medium"/>
-          <w:lang w:val="ru-RU"/>
-        </w:rPr>
-      </w:pPr>
-    </w:p>
-    <w:p>
-      <w:pPr>
-        <w:widowControl w:val="0"/>
-        <w:spacing w:after="0" w:line="240" w:lineRule="auto"/>
-        <w:rPr>
-          <w:rFonts w:ascii="Montserrat Medium" w:eastAsia="Montserrat Medium" w:hAnsi="Montserrat Medium" w:cs="Montserrat Medium"/>
-          <w:lang w:val="ru-RU"/>
-        </w:rPr>
-      </w:pPr>
-      <w:r>
-        <w:rPr>
-          <w:rFonts w:ascii="Montserrat Medium" w:eastAsia="Montserrat Medium" w:hAnsi="Montserrat Medium" w:cs="Montserrat Medium"/>
-        </w:rPr>
-        <w:t>Срок</w:t>
-      </w:r>
-      <w:r>
-        <w:rPr>
-          <w:rFonts w:ascii="Montserrat Medium" w:eastAsia="Montserrat Medium" w:hAnsi="Montserrat Medium" w:cs="Montserrat Medium"/>
-          <w:lang w:val="ru-RU"/>
-        </w:rPr>
-        <w:t xml:space="preserve"> </w:t>
-      </w:r>
-      <w:r>
-        <w:rPr>
-          <w:rFonts w:ascii="Montserrat Medium" w:eastAsia="Montserrat Medium" w:hAnsi="Montserrat Medium" w:cs="Montserrat Medium"/>
-        </w:rPr>
-        <w:t>реализации</w:t>
-      </w:r>
-      <w:r>
-        <w:rPr>
-          <w:rFonts w:ascii="Montserrat Medium" w:eastAsia="Montserrat Medium" w:hAnsi="Montserrat Medium" w:cs="Montserrat Medium"/>
-          <w:lang w:val="ru-RU"/>
-        </w:rPr>
-        <w:t xml:space="preserve"> -  {{ </w:t>
-      </w:r>
-      <w:proofErr w:type="spellStart"/>
-      <w:r>
-        <w:rPr>
-          <w:rFonts w:ascii="Montserrat Medium" w:eastAsia="Montserrat Medium" w:hAnsi="Montserrat Medium" w:cs="Montserrat Medium"/>
-          <w:lang w:val="en-US"/>
-        </w:rPr>
-        <w:t>srok</w:t>
-      </w:r>
-      <w:proofErr w:type="spellEnd"/>
-      <w:r>
-        <w:rPr>
-          <w:rFonts w:ascii="Montserrat Medium" w:eastAsia="Montserrat Medium" w:hAnsi="Montserrat Medium" w:cs="Montserrat Medium"/>
-          <w:lang w:val="ru-RU"/>
-        </w:rPr>
-        <w:t xml:space="preserve"> }}. </w:t>
       </w:r>
     </w:p>
     <w:p>
